--- a/Articles/2026/2_Game_Maker_2/20_Energy_System/SEO for Game Maker.docx
+++ b/Articles/2026/2_Game_Maker_2/20_Energy_System/SEO for Game Maker.docx
@@ -18,7 +18,7 @@
         <w:t>" content="</w:t>
       </w:r>
       <w:r>
-        <w:t>13 Door System</w:t>
+        <w:t>20 Energy System</w:t>
       </w:r>
       <w:r>
         <w:t xml:space="preserve"> "&gt;</w:t>
@@ -101,7 +101,24 @@
         <w:t>" content="</w:t>
       </w:r>
       <w:r>
-        <w:t>In this tutorial, we will be starting to build our door system. In the Dungeon Crawler game, we will want to have a variety of different doors, which can be coded to take the hero to various areas, in the game.</w:t>
+        <w:t xml:space="preserve">In this tutorial, we will be </w:t>
+      </w:r>
+      <w:r>
+        <w:t xml:space="preserve">looking at how to Create </w:t>
+      </w:r>
+      <w:proofErr w:type="spellStart"/>
+      <w:r>
+        <w:t>a</w:t>
+      </w:r>
+      <w:proofErr w:type="spellEnd"/>
+      <w:r>
+        <w:t xml:space="preserve"> energy system for the game. This will be something like the energy system in Chocobo’s Dungeon where he eats </w:t>
+      </w:r>
+      <w:r>
+        <w:t xml:space="preserve">some </w:t>
+      </w:r>
+      <w:r>
+        <w:t xml:space="preserve">Gysahl Greens, and he is able to keep his energy gauge above 0%, he loses energy with every step. In our system, we will be using an apple. The hero must consume an apple periodically throughout the game to maintain his energy, and keep him from getting kicked out of the dungeon, and back into the town. </w:t>
       </w:r>
       <w:r>
         <w:t>"/&gt;</w:t>
@@ -168,12 +185,10 @@
         <w:t>" content="</w:t>
       </w:r>
       <w:proofErr w:type="spellStart"/>
-      <w:proofErr w:type="gramStart"/>
       <w:r>
         <w:t>index,follow</w:t>
       </w:r>
       <w:proofErr w:type="spellEnd"/>
-      <w:proofErr w:type="gramEnd"/>
       <w:r>
         <w:t>" /&gt;</w:t>
       </w:r>
@@ -195,13 +210,7 @@
         <w:t>" content="</w:t>
       </w:r>
       <w:r>
-        <w:t>January, 12</w:t>
-      </w:r>
-      <w:r>
-        <w:rPr>
-          <w:vertAlign w:val="superscript"/>
-        </w:rPr>
-        <w:t>th</w:t>
+        <w:t>March 3rd</w:t>
       </w:r>
       <w:r>
         <w:t>, 2026</w:t>
@@ -232,7 +241,7 @@
         <w:t xml:space="preserve"> https://starsindust.github.io/</w:t>
       </w:r>
       <w:r>
-        <w:t>Enlightenment/Articles/2026/2_Game_Maker_2/13_Door_System/13_Door_System.html</w:t>
+        <w:t>Enlightenment/Articles/2026/2_Game_Maker_2/20_Energy_System/20_Energy_System.html</w:t>
       </w:r>
       <w:r>
         <w:t>"&gt;</w:t>
